--- a/docs/MediCore_HMS_Testing_Report_v1.4.docx
+++ b/docs/MediCore_HMS_Testing_Report_v1.4.docx
@@ -81,7 +81,7 @@
           <w:sz w:val="24"/>
           <w:szCs w:val="24"/>
         </w:rPr>
-        <w:t xml:space="preserve">Companion documents: SRS v1.3 · Design Document v1.5</w:t>
+        <w:t>Companion documents: SRS v1.3 · Design Document v1.7</w:t>
       </w:r>
     </w:p>
     <w:p>

--- a/docs/MediCore_HMS_Testing_Report_v1.4.docx
+++ b/docs/MediCore_HMS_Testing_Report_v1.4.docx
@@ -94,7 +94,7 @@
           <w:sz w:val="24"/>
           <w:szCs w:val="24"/>
         </w:rPr>
-        <w:t xml:space="preserve">Prepared by: [Your Name]</w:t>
+        <w:t>Prepared by: Kelvin Addae Kwarteng  ·  Student ID 22427564</w:t>
       </w:r>
     </w:p>
     <w:p>
@@ -3751,7 +3751,7 @@
         <w:sz w:val="18"/>
         <w:szCs w:val="18"/>
       </w:rPr>
-      <w:t xml:space="preserve">MediCore HMS — Testing Report v1.2  ·  Page </w:t>
+      <w:t xml:space="preserve">MediCore HMS — Testing Report v1.4  ·  Kelvin Addae Kwarteng (22427564)  ·  Page </w:t>
     </w:r>
     <w:r>
       <w:rPr>
